--- a/courseware/LP-WSQ Budgeting for Small and Medium Enterprises.docx
+++ b/courseware/LP-WSQ Budgeting for Small and Medium Enterprises.docx
@@ -179,7 +179,7 @@
           <w:color w:val="1F6FEB"/>
           <w:sz w:val="24"/>
         </w:rPr>
-        <w:t>Version 12</w:t>
+        <w:t>Version 13</w:t>
       </w:r>
     </w:p>
     <w:p>
@@ -308,7 +308,7 @@
               <w:rPr>
                 <w:sz w:val="19"/>
               </w:rPr>
-              <w:t>10 August 2026</w:t>
+              <w:t>11 August 2026</w:t>
             </w:r>
           </w:p>
         </w:tc>
@@ -366,7 +366,7 @@
               <w:rPr>
                 <w:sz w:val="19"/>
               </w:rPr>
-              <w:t>10 August 2026</w:t>
+              <w:t>11 August 2026</w:t>
             </w:r>
           </w:p>
         </w:tc>
@@ -380,7 +380,7 @@
               <w:rPr>
                 <w:sz w:val="19"/>
               </w:rPr>
-              <w:t>Full regeneration in the single-source pipeline: 12 hands-on labs across 7 topics, visual slide deck, aligned LG and assessments (WA SAQ 70 min + WA CS 80 min).</w:t>
+              <w:t>Full regeneration in the single-source pipeline: 12 hands-on activities across 7 topics, visual slide deck, aligned LG and assessments (WA SAQ 70 min + WA CS 80 min).</w:t>
             </w:r>
           </w:p>
         </w:tc>
@@ -424,7 +424,7 @@
               <w:rPr>
                 <w:sz w:val="19"/>
               </w:rPr>
-              <w:t>10 August 2026</w:t>
+              <w:t>11 August 2026</w:t>
             </w:r>
           </w:p>
         </w:tc>
@@ -439,6 +439,64 @@
                 <w:sz w:val="19"/>
               </w:rPr>
               <w:t>QA alignment pass: slide references re-verified against deck v12; break dividers corrected (End of Day 1, Day 2 lunch).</w:t>
+            </w:r>
+          </w:p>
+        </w:tc>
+        <w:tc>
+          <w:tcPr>
+            <w:tcW w:type="dxa" w:w="2160"/>
+          </w:tcPr>
+          <w:p>
+            <w:r/>
+            <w:r>
+              <w:rPr>
+                <w:sz w:val="19"/>
+              </w:rPr>
+              <w:t>Dr Alfred Ang</w:t>
+            </w:r>
+          </w:p>
+        </w:tc>
+      </w:tr>
+      <w:tr>
+        <w:tc>
+          <w:tcPr>
+            <w:tcW w:type="dxa" w:w="2160"/>
+          </w:tcPr>
+          <w:p>
+            <w:r/>
+            <w:r>
+              <w:rPr>
+                <w:sz w:val="19"/>
+              </w:rPr>
+              <w:t>13</w:t>
+            </w:r>
+          </w:p>
+        </w:tc>
+        <w:tc>
+          <w:tcPr>
+            <w:tcW w:type="dxa" w:w="2160"/>
+          </w:tcPr>
+          <w:p>
+            <w:r/>
+            <w:r>
+              <w:rPr>
+                <w:sz w:val="19"/>
+              </w:rPr>
+              <w:t>11 August 2026</w:t>
+            </w:r>
+          </w:p>
+        </w:tc>
+        <w:tc>
+          <w:tcPr>
+            <w:tcW w:type="dxa" w:w="2160"/>
+          </w:tcPr>
+          <w:p>
+            <w:r/>
+            <w:r>
+              <w:rPr>
+                <w:sz w:val="19"/>
+              </w:rPr>
+              <w:t>Regenerated in step with LG v13 — mock data sets (Excel + CSV) added to every activity folder (activities/activity01 - activity12); schedule and slide references unchanged.</w:t>
             </w:r>
           </w:p>
         </w:tc>
@@ -606,7 +664,7 @@
           <w:color w:val="333333"/>
           <w:sz w:val="22"/>
         </w:rPr>
-        <w:t>Lab Reference (aligned to the Skills Framework TSC)</w:t>
+        <w:t>Activity Reference (aligned to the Skills Framework TSC)</w:t>
         <w:tab/>
         <w:t>6</w:t>
       </w:r>
@@ -1332,7 +1390,7 @@
                 <w:b w:val="0"/>
                 <w:sz w:val="19"/>
               </w:rPr>
-              <w:t>Hands-on: Lab 1: Financial Statements with Xero; Lab 2: Creating a Budget in Xero; Lab 3: Identifying Budget Types (Slides 33–40)</w:t>
+              <w:t>Hands-on: Activity 1: Financial Statements with Xero; Activity 2: Creating a Budget in Xero; Activity 3: Identifying Budget Types (Slides 33–40)</w:t>
             </w:r>
           </w:p>
         </w:tc>
@@ -1438,7 +1496,7 @@
                 <w:b/>
                 <w:sz w:val="19"/>
               </w:rPr>
-              <w:t>Topic 2 — Financial Forecasting: accounting principles, accrual vs cash, corporate finance, time value of money, forecasting techniques (Slides 41–51). Hands-on: Lab 4: Financial Forecasting with Xero (Slides 52–54)</w:t>
+              <w:t>Topic 2 — Financial Forecasting: accounting principles, accrual vs cash, corporate finance, time value of money, forecasting techniques (Slides 41–51). Hands-on: Activity 4: Financial Forecasting with Xero (Slides 52–54)</w:t>
             </w:r>
           </w:p>
         </w:tc>
@@ -1544,7 +1602,7 @@
                 <w:b/>
                 <w:sz w:val="19"/>
               </w:rPr>
-              <w:t>Topic 3 — Budget Preparation: budget process, budgeting methods, cash budget, working capital, the 7-step master budget (Slides 55–67). Hands-on: Lab 5: Master Budget Preparation — 99 Agency Case Study (Slides 68–70)</w:t>
+              <w:t>Topic 3 — Budget Preparation: budget process, budgeting methods, cash budget, working capital, the 7-step master budget (Slides 55–67). Hands-on: Activity 5: Master Budget Preparation — 99 Agency Case Study (Slides 68–70)</w:t>
             </w:r>
           </w:p>
         </w:tc>
@@ -1790,7 +1848,7 @@
                 <w:b/>
                 <w:sz w:val="19"/>
               </w:rPr>
-              <w:t>Topic 4 — Budget Control Plan: budgetary control loop, operating/cash/capex controls, road map (Slides 72–78). Hands-on: Lab 6: Knowledge Check Quiz — Budget Control (Slides 79–81)</w:t>
+              <w:t>Topic 4 — Budget Control Plan: budgetary control loop, operating/cash/capex controls, road map (Slides 72–78). Hands-on: Activity 6: Knowledge Check Quiz — Budget Control (Slides 79–81)</w:t>
             </w:r>
           </w:p>
         </w:tc>
@@ -1896,7 +1954,7 @@
                 <w:b/>
                 <w:sz w:val="19"/>
               </w:rPr>
-              <w:t>Topic 5 — Budget Analysis: budget vs actual vs forecast, variances, thresholds, analysis techniques, KPIs, technology and BI (Slides 82–92). Hands-on: Lab 7: Budget Variance Analysis in Xero; Lab 8: Budget Analysis Dashboard with Power BI (Slides 93–98)</w:t>
+              <w:t>Topic 5 — Budget Analysis: budget vs actual vs forecast, variances, thresholds, analysis techniques, KPIs, technology and BI (Slides 82–92). Hands-on: Activity 7: Budget Variance Analysis in Xero; Activity 8: Budget Analysis Dashboard with Power BI (Slides 93–98)</w:t>
             </w:r>
           </w:p>
         </w:tc>
@@ -2002,7 +2060,7 @@
                 <w:b/>
                 <w:sz w:val="19"/>
               </w:rPr>
-              <w:t>Topic 6 — Budget Approval: approval process, stakeholder precautions, common issues (Slides 100–104). Hands-on: Lab 9: Knowledge Check Quiz — Budget Approval (Slides 105–107)</w:t>
+              <w:t>Topic 6 — Budget Approval: approval process, stakeholder precautions, common issues (Slides 100–104). Hands-on: Activity 9: Knowledge Check Quiz — Budget Approval (Slides 105–107)</w:t>
             </w:r>
           </w:p>
         </w:tc>
@@ -2055,7 +2113,7 @@
                 <w:b/>
                 <w:sz w:val="19"/>
               </w:rPr>
-              <w:t>Topic 7 — Financial Compliance: Singapore corporate taxation, YA, start-up exemption, ECI and filing, penalties (Slides 108–114). Hands-on: Lab 10: Determining the Year of Assessment; Lab 11: ECI and Corporate Tax Filing Deadlines; Lab 12: Start-Up Tax Computation (Slides 115–122)</w:t>
+              <w:t>Topic 7 — Financial Compliance: Singapore corporate taxation, YA, start-up exemption, ECI and filing, penalties (Slides 108–114). Hands-on: Activity 10: Determining the Year of Assessment; Activity 11: ECI and Corporate Tax Filing Deadlines; Activity 12: Start-Up Tax Computation (Slides 115–122)</w:t>
             </w:r>
           </w:p>
         </w:tc>
@@ -2288,7 +2346,7 @@
         <w:pStyle w:val="Heading1"/>
       </w:pPr>
       <w:r>
-        <w:t>Lab Reference (aligned to the Skills Framework TSC)</w:t>
+        <w:t>Activity Reference (aligned to the Skills Framework TSC)</w:t>
       </w:r>
     </w:p>
     <w:tbl>
@@ -2353,7 +2411,7 @@
                 <w:color w:val="FFFFFF"/>
                 <w:sz w:val="20"/>
               </w:rPr>
-              <w:t>Labs</w:t>
+              <w:t>Activities</w:t>
             </w:r>
           </w:p>
         </w:tc>
@@ -2405,7 +2463,7 @@
                 <w:b w:val="0"/>
                 <w:sz w:val="19"/>
               </w:rPr>
-              <w:t>Lab 1, Lab 2, Lab 3</w:t>
+              <w:t>Activity 1, Activity 2, Activity 3</w:t>
             </w:r>
           </w:p>
         </w:tc>
@@ -2457,7 +2515,7 @@
                 <w:b w:val="0"/>
                 <w:sz w:val="19"/>
               </w:rPr>
-              <w:t>Lab 4</w:t>
+              <w:t>Activity 4</w:t>
             </w:r>
           </w:p>
         </w:tc>
@@ -2509,7 +2567,7 @@
                 <w:b w:val="0"/>
                 <w:sz w:val="19"/>
               </w:rPr>
-              <w:t>Lab 5</w:t>
+              <w:t>Activity 5</w:t>
             </w:r>
           </w:p>
         </w:tc>
@@ -2561,7 +2619,7 @@
                 <w:b w:val="0"/>
                 <w:sz w:val="19"/>
               </w:rPr>
-              <w:t>Lab 6</w:t>
+              <w:t>Activity 6</w:t>
             </w:r>
           </w:p>
         </w:tc>
@@ -2613,7 +2671,7 @@
                 <w:b w:val="0"/>
                 <w:sz w:val="19"/>
               </w:rPr>
-              <w:t>Lab 7, Lab 8</w:t>
+              <w:t>Activity 7, Activity 8</w:t>
             </w:r>
           </w:p>
         </w:tc>
@@ -2665,7 +2723,7 @@
                 <w:b w:val="0"/>
                 <w:sz w:val="19"/>
               </w:rPr>
-              <w:t>Lab 9</w:t>
+              <w:t>Activity 9</w:t>
             </w:r>
           </w:p>
         </w:tc>
@@ -2717,7 +2775,7 @@
                 <w:b w:val="0"/>
                 <w:sz w:val="19"/>
               </w:rPr>
-              <w:t>Lab 10, Lab 11, Lab 12</w:t>
+              <w:t>Activity 10, Activity 11, Activity 12</w:t>
             </w:r>
           </w:p>
         </w:tc>
